--- a/North Shore Radio Club.docx
+++ b/North Shore Radio Club.docx
@@ -2591,7 +2591,7 @@
         </w:rPr>
         <w:lastRenderedPageBreak/>
         <w:drawing>
-          <wp:inline distT="0" distB="0" distL="0" distR="0" wp14:anchorId="3C7C1AD1" wp14:editId="440971E3">
+          <wp:inline distT="0" distB="0" distL="0" distR="0" wp14:anchorId="3C7C1AD1" wp14:editId="5B2B84FA">
             <wp:extent cx="5200502" cy="3481447"/>
             <wp:effectExtent l="0" t="0" r="0" b="0"/>
             <wp:docPr id="1738766215" name="Picture 8"/>
@@ -3036,19 +3036,7 @@
           <w:rPr>
             <w:rStyle w:val="Hyperlink"/>
           </w:rPr>
-          <w:t>https://github.com/mboroff/nsrc</w:t>
-        </w:r>
-        <w:r>
-          <w:rPr>
-            <w:rStyle w:val="Hyperlink"/>
-          </w:rPr>
-          <w:t>-</w:t>
-        </w:r>
-        <w:r>
-          <w:rPr>
-            <w:rStyle w:val="Hyperlink"/>
-          </w:rPr>
-          <w:t>flex-scheduler</w:t>
+          <w:t>https://github.com/mboroff/nsrc-flex-scheduler</w:t>
         </w:r>
       </w:hyperlink>
     </w:p>
@@ -3071,19 +3059,7 @@
           <w:rPr>
             <w:rStyle w:val="Hyperlink"/>
           </w:rPr>
-          <w:t>https://github.com/mboroff/src-flx-scheduler-node</w:t>
-        </w:r>
-        <w:r>
-          <w:rPr>
-            <w:rStyle w:val="Hyperlink"/>
-          </w:rPr>
-          <w:t>-</w:t>
-        </w:r>
-        <w:r>
-          <w:rPr>
-            <w:rStyle w:val="Hyperlink"/>
-          </w:rPr>
-          <w:t>red-project</w:t>
+          <w:t>https://github.com/mboroff/src-flx-scheduler-node-red-project</w:t>
         </w:r>
       </w:hyperlink>
     </w:p>
@@ -3106,19 +3082,7 @@
           <w:rPr>
             <w:rStyle w:val="Hyperlink"/>
           </w:rPr>
-          <w:t>https://github.com/mboroff/VPN-Cr</w:t>
-        </w:r>
-        <w:r>
-          <w:rPr>
-            <w:rStyle w:val="Hyperlink"/>
-          </w:rPr>
-          <w:t>e</w:t>
-        </w:r>
-        <w:r>
-          <w:rPr>
-            <w:rStyle w:val="Hyperlink"/>
-          </w:rPr>
-          <w:t>ation-Files</w:t>
+          <w:t>https://github.com/mboroff/VPN-Creation-Files</w:t>
         </w:r>
       </w:hyperlink>
     </w:p>

--- a/North Shore Radio Club.docx
+++ b/North Shore Radio Club.docx
@@ -728,7 +728,7 @@
       <w:r>
         <w:fldChar w:fldCharType="separate"/>
       </w:r>
-      <w:hyperlink w:anchor="_Toc238465773" w:history="1">
+      <w:hyperlink w:anchor="_Toc238476882" w:history="1">
         <w:r>
           <w:rPr>
             <w:rStyle w:val="Hyperlink"/>
@@ -755,7 +755,7 @@
             <w:noProof/>
             <w:webHidden/>
           </w:rPr>
-          <w:instrText xml:space="preserve"> PAGEREF _Toc238465773 \h </w:instrText>
+          <w:instrText xml:space="preserve"> PAGEREF _Toc238476882 \h </w:instrText>
         </w:r>
         <w:r>
           <w:rPr>
@@ -804,7 +804,7 @@
           <w14:ligatures w14:val="standardContextual"/>
         </w:rPr>
       </w:pPr>
-      <w:hyperlink w:anchor="_Toc238465774" w:history="1">
+      <w:hyperlink w:anchor="_Toc238476883" w:history="1">
         <w:r>
           <w:rPr>
             <w:rStyle w:val="Hyperlink"/>
@@ -831,7 +831,7 @@
             <w:noProof/>
             <w:webHidden/>
           </w:rPr>
-          <w:instrText xml:space="preserve"> PAGEREF _Toc238465774 \h </w:instrText>
+          <w:instrText xml:space="preserve"> PAGEREF _Toc238476883 \h </w:instrText>
         </w:r>
         <w:r>
           <w:rPr>
@@ -880,13 +880,13 @@
           <w14:ligatures w14:val="standardContextual"/>
         </w:rPr>
       </w:pPr>
-      <w:hyperlink w:anchor="_Toc238465775" w:history="1">
+      <w:hyperlink w:anchor="_Toc238476884" w:history="1">
         <w:r>
           <w:rPr>
             <w:rStyle w:val="Hyperlink"/>
             <w:noProof/>
           </w:rPr>
-          <w:t>VPN Architecture and Access</w:t>
+          <w:t>VPN (Virtual Private Network) - Architecture and Access</w:t>
         </w:r>
         <w:r>
           <w:rPr>
@@ -907,7 +907,7 @@
             <w:noProof/>
             <w:webHidden/>
           </w:rPr>
-          <w:instrText xml:space="preserve"> PAGEREF _Toc238465775 \h </w:instrText>
+          <w:instrText xml:space="preserve"> PAGEREF _Toc238476884 \h </w:instrText>
         </w:r>
         <w:r>
           <w:rPr>
@@ -956,7 +956,7 @@
           <w14:ligatures w14:val="standardContextual"/>
         </w:rPr>
       </w:pPr>
-      <w:hyperlink w:anchor="_Toc238465776" w:history="1">
+      <w:hyperlink w:anchor="_Toc238476885" w:history="1">
         <w:r>
           <w:rPr>
             <w:rStyle w:val="Hyperlink"/>
@@ -983,7 +983,7 @@
             <w:noProof/>
             <w:webHidden/>
           </w:rPr>
-          <w:instrText xml:space="preserve"> PAGEREF _Toc238465776 \h </w:instrText>
+          <w:instrText xml:space="preserve"> PAGEREF _Toc238476885 \h </w:instrText>
         </w:r>
         <w:r>
           <w:rPr>
@@ -1032,7 +1032,7 @@
           <w14:ligatures w14:val="standardContextual"/>
         </w:rPr>
       </w:pPr>
-      <w:hyperlink w:anchor="_Toc238465777" w:history="1">
+      <w:hyperlink w:anchor="_Toc238476886" w:history="1">
         <w:r>
           <w:rPr>
             <w:rStyle w:val="Hyperlink"/>
@@ -1059,7 +1059,7 @@
             <w:noProof/>
             <w:webHidden/>
           </w:rPr>
-          <w:instrText xml:space="preserve"> PAGEREF _Toc238465777 \h </w:instrText>
+          <w:instrText xml:space="preserve"> PAGEREF _Toc238476886 \h </w:instrText>
         </w:r>
         <w:r>
           <w:rPr>
@@ -1108,7 +1108,7 @@
           <w14:ligatures w14:val="standardContextual"/>
         </w:rPr>
       </w:pPr>
-      <w:hyperlink w:anchor="_Toc238465778" w:history="1">
+      <w:hyperlink w:anchor="_Toc238476887" w:history="1">
         <w:r>
           <w:rPr>
             <w:rStyle w:val="Hyperlink"/>
@@ -1135,7 +1135,7 @@
             <w:noProof/>
             <w:webHidden/>
           </w:rPr>
-          <w:instrText xml:space="preserve"> PAGEREF _Toc238465778 \h </w:instrText>
+          <w:instrText xml:space="preserve"> PAGEREF _Toc238476887 \h </w:instrText>
         </w:r>
         <w:r>
           <w:rPr>
@@ -1183,7 +1183,7 @@
           <w14:ligatures w14:val="standardContextual"/>
         </w:rPr>
       </w:pPr>
-      <w:hyperlink w:anchor="_Toc238465779" w:history="1">
+      <w:hyperlink w:anchor="_Toc238476888" w:history="1">
         <w:r>
           <w:rPr>
             <w:rStyle w:val="Hyperlink"/>
@@ -1210,7 +1210,7 @@
             <w:noProof/>
             <w:webHidden/>
           </w:rPr>
-          <w:instrText xml:space="preserve"> PAGEREF _Toc238465779 \h </w:instrText>
+          <w:instrText xml:space="preserve"> PAGEREF _Toc238476888 \h </w:instrText>
         </w:r>
         <w:r>
           <w:rPr>
@@ -1258,7 +1258,7 @@
           <w14:ligatures w14:val="standardContextual"/>
         </w:rPr>
       </w:pPr>
-      <w:hyperlink w:anchor="_Toc238465780" w:history="1">
+      <w:hyperlink w:anchor="_Toc238476889" w:history="1">
         <w:r>
           <w:rPr>
             <w:rStyle w:val="Hyperlink"/>
@@ -1285,7 +1285,7 @@
             <w:noProof/>
             <w:webHidden/>
           </w:rPr>
-          <w:instrText xml:space="preserve"> PAGEREF _Toc238465780 \h </w:instrText>
+          <w:instrText xml:space="preserve"> PAGEREF _Toc238476889 \h </w:instrText>
         </w:r>
         <w:r>
           <w:rPr>
@@ -1333,7 +1333,7 @@
           <w14:ligatures w14:val="standardContextual"/>
         </w:rPr>
       </w:pPr>
-      <w:hyperlink w:anchor="_Toc238465781" w:history="1">
+      <w:hyperlink w:anchor="_Toc238476890" w:history="1">
         <w:r>
           <w:rPr>
             <w:rStyle w:val="Hyperlink"/>
@@ -1360,7 +1360,7 @@
             <w:noProof/>
             <w:webHidden/>
           </w:rPr>
-          <w:instrText xml:space="preserve"> PAGEREF _Toc238465781 \h </w:instrText>
+          <w:instrText xml:space="preserve"> PAGEREF _Toc238476890 \h </w:instrText>
         </w:r>
         <w:r>
           <w:rPr>
@@ -1409,7 +1409,7 @@
           <w14:ligatures w14:val="standardContextual"/>
         </w:rPr>
       </w:pPr>
-      <w:hyperlink w:anchor="_Toc238465782" w:history="1">
+      <w:hyperlink w:anchor="_Toc238476891" w:history="1">
         <w:r>
           <w:rPr>
             <w:rStyle w:val="Hyperlink"/>
@@ -1436,7 +1436,7 @@
             <w:noProof/>
             <w:webHidden/>
           </w:rPr>
-          <w:instrText xml:space="preserve"> PAGEREF _Toc238465782 \h </w:instrText>
+          <w:instrText xml:space="preserve"> PAGEREF _Toc238476891 \h </w:instrText>
         </w:r>
         <w:r>
           <w:rPr>
@@ -1494,7 +1494,7 @@
       <w:pPr>
         <w:pStyle w:val="Heading1"/>
       </w:pPr>
-      <w:bookmarkStart w:id="0" w:name="_Toc238465773"/>
+      <w:bookmarkStart w:id="0" w:name="_Toc238476882"/>
       <w:r>
         <w:rPr>
           <w:rStyle w:val="Strong"/>
@@ -1656,7 +1656,7 @@
       <w:pPr>
         <w:pStyle w:val="Heading1"/>
       </w:pPr>
-      <w:bookmarkStart w:id="1" w:name="_Toc238465774"/>
+      <w:bookmarkStart w:id="1" w:name="_Toc238476883"/>
       <w:r>
         <w:t>File Repository</w:t>
       </w:r>
@@ -1752,10 +1752,16 @@
       <w:pPr>
         <w:pStyle w:val="Heading1"/>
       </w:pPr>
-      <w:bookmarkStart w:id="2" w:name="_Toc238465775"/>
+      <w:bookmarkStart w:id="2" w:name="_Toc238476884"/>
       <w:r>
         <w:lastRenderedPageBreak/>
-        <w:t>VPN Architecture and Access</w:t>
+        <w:t xml:space="preserve">VPN </w:t>
+      </w:r>
+      <w:r>
+        <w:t xml:space="preserve">(Virtual Private Network) - </w:t>
+      </w:r>
+      <w:r>
+        <w:t>Architecture and Access</w:t>
       </w:r>
       <w:bookmarkEnd w:id="2"/>
     </w:p>
@@ -1875,7 +1881,7 @@
       <w:pPr>
         <w:pStyle w:val="Heading1"/>
       </w:pPr>
-      <w:bookmarkStart w:id="3" w:name="_Toc238465776"/>
+      <w:bookmarkStart w:id="3" w:name="_Toc238476885"/>
       <w:r>
         <w:lastRenderedPageBreak/>
         <w:t>Radio Scheduling</w:t>
@@ -1973,10 +1979,7 @@
       </w:r>
       <w:r>
         <w:lastRenderedPageBreak/>
-        <w:t>Once logged in, you will be presented with a</w:t>
-      </w:r>
-      <w:r>
-        <w:t xml:space="preserve"> good day greeting. </w:t>
+        <w:t xml:space="preserve">Once logged in, you will be presented with a good day greeting. </w:t>
       </w:r>
     </w:p>
     <w:p>
@@ -2803,7 +2806,7 @@
       <w:pPr>
         <w:pStyle w:val="Heading1"/>
       </w:pPr>
-      <w:bookmarkStart w:id="4" w:name="_Toc238465777"/>
+      <w:bookmarkStart w:id="4" w:name="_Toc238476886"/>
       <w:r>
         <w:lastRenderedPageBreak/>
         <w:t>Administering the System</w:t>
@@ -3069,7 +3072,7 @@
       <w:pPr>
         <w:pStyle w:val="Heading1"/>
       </w:pPr>
-      <w:bookmarkStart w:id="5" w:name="_Toc238465778"/>
+      <w:bookmarkStart w:id="5" w:name="_Toc238476887"/>
       <w:r>
         <w:lastRenderedPageBreak/>
         <w:t>Appendix</w:t>
@@ -3085,7 +3088,7 @@
       <w:pPr>
         <w:pStyle w:val="Heading2"/>
       </w:pPr>
-      <w:bookmarkStart w:id="6" w:name="_Toc238465779"/>
+      <w:bookmarkStart w:id="6" w:name="_Toc238476888"/>
       <w:r>
         <w:t>Appendix A: nsrc-flex-scheduler (Web Site Code) README</w:t>
       </w:r>
@@ -3108,7 +3111,7 @@
       <w:pPr>
         <w:pStyle w:val="Heading2"/>
       </w:pPr>
-      <w:bookmarkStart w:id="7" w:name="_Toc238465780"/>
+      <w:bookmarkStart w:id="7" w:name="_Toc238476889"/>
       <w:r>
         <w:t>Appendix B: src-flx-scheduler-node-red-project (Node-RED Flows) README</w:t>
       </w:r>
@@ -3131,7 +3134,7 @@
       <w:pPr>
         <w:pStyle w:val="Heading2"/>
       </w:pPr>
-      <w:bookmarkStart w:id="8" w:name="_Toc238465781"/>
+      <w:bookmarkStart w:id="8" w:name="_Toc238476890"/>
       <w:r>
         <w:t>Appendix C: VPN-Creation-Files README</w:t>
       </w:r>
@@ -3159,7 +3162,7 @@
       <w:pPr>
         <w:pStyle w:val="Heading1"/>
       </w:pPr>
-      <w:bookmarkStart w:id="9" w:name="_Toc238465782"/>
+      <w:bookmarkStart w:id="9" w:name="_Toc238476891"/>
       <w:r>
         <w:lastRenderedPageBreak/>
         <w:t>Index</w:t>
@@ -3959,13 +3962,57 @@
     <w:lsdException w:name="HTML Sample" w:semiHidden="1" w:unhideWhenUsed="1"/>
     <w:lsdException w:name="HTML Typewriter" w:semiHidden="1" w:unhideWhenUsed="1"/>
     <w:lsdException w:name="HTML Variable" w:semiHidden="1" w:unhideWhenUsed="1"/>
+    <w:lsdException w:name="Normal Table" w:semiHidden="1" w:unhideWhenUsed="1"/>
     <w:lsdException w:name="annotation subject" w:semiHidden="1" w:unhideWhenUsed="1"/>
     <w:lsdException w:name="No List" w:semiHidden="1" w:unhideWhenUsed="1"/>
     <w:lsdException w:name="Outline List 1" w:semiHidden="1" w:unhideWhenUsed="1"/>
     <w:lsdException w:name="Outline List 2" w:semiHidden="1" w:unhideWhenUsed="1"/>
     <w:lsdException w:name="Outline List 3" w:semiHidden="1" w:unhideWhenUsed="1"/>
+    <w:lsdException w:name="Table Simple 1" w:semiHidden="1" w:unhideWhenUsed="1"/>
+    <w:lsdException w:name="Table Simple 2" w:semiHidden="1" w:unhideWhenUsed="1"/>
+    <w:lsdException w:name="Table Simple 3" w:semiHidden="1" w:unhideWhenUsed="1"/>
+    <w:lsdException w:name="Table Classic 1" w:semiHidden="1" w:unhideWhenUsed="1"/>
+    <w:lsdException w:name="Table Classic 2" w:semiHidden="1" w:unhideWhenUsed="1"/>
+    <w:lsdException w:name="Table Classic 3" w:semiHidden="1" w:unhideWhenUsed="1"/>
+    <w:lsdException w:name="Table Classic 4" w:semiHidden="1" w:unhideWhenUsed="1"/>
+    <w:lsdException w:name="Table Colorful 1" w:semiHidden="1" w:unhideWhenUsed="1"/>
+    <w:lsdException w:name="Table Colorful 2" w:semiHidden="1" w:unhideWhenUsed="1"/>
+    <w:lsdException w:name="Table Colorful 3" w:semiHidden="1" w:unhideWhenUsed="1"/>
+    <w:lsdException w:name="Table Columns 1" w:semiHidden="1" w:unhideWhenUsed="1"/>
+    <w:lsdException w:name="Table Columns 2" w:semiHidden="1" w:unhideWhenUsed="1"/>
+    <w:lsdException w:name="Table Columns 3" w:semiHidden="1" w:unhideWhenUsed="1"/>
+    <w:lsdException w:name="Table Columns 4" w:semiHidden="1" w:unhideWhenUsed="1"/>
+    <w:lsdException w:name="Table Columns 5" w:semiHidden="1" w:unhideWhenUsed="1"/>
+    <w:lsdException w:name="Table Grid 1" w:semiHidden="1" w:unhideWhenUsed="1"/>
+    <w:lsdException w:name="Table Grid 2" w:semiHidden="1" w:unhideWhenUsed="1"/>
+    <w:lsdException w:name="Table Grid 3" w:semiHidden="1" w:unhideWhenUsed="1"/>
+    <w:lsdException w:name="Table Grid 4" w:semiHidden="1" w:unhideWhenUsed="1"/>
+    <w:lsdException w:name="Table Grid 5" w:semiHidden="1" w:unhideWhenUsed="1"/>
+    <w:lsdException w:name="Table Grid 6" w:semiHidden="1" w:unhideWhenUsed="1"/>
+    <w:lsdException w:name="Table Grid 7" w:semiHidden="1" w:unhideWhenUsed="1"/>
+    <w:lsdException w:name="Table Grid 8" w:semiHidden="1" w:unhideWhenUsed="1"/>
+    <w:lsdException w:name="Table List 1" w:semiHidden="1" w:unhideWhenUsed="1"/>
+    <w:lsdException w:name="Table List 2" w:semiHidden="1" w:unhideWhenUsed="1"/>
+    <w:lsdException w:name="Table List 3" w:semiHidden="1" w:unhideWhenUsed="1"/>
+    <w:lsdException w:name="Table List 4" w:semiHidden="1" w:unhideWhenUsed="1"/>
+    <w:lsdException w:name="Table List 5" w:semiHidden="1" w:unhideWhenUsed="1"/>
+    <w:lsdException w:name="Table List 6" w:semiHidden="1" w:unhideWhenUsed="1"/>
+    <w:lsdException w:name="Table List 7" w:semiHidden="1" w:unhideWhenUsed="1"/>
+    <w:lsdException w:name="Table List 8" w:semiHidden="1" w:unhideWhenUsed="1"/>
+    <w:lsdException w:name="Table 3D effects 1" w:semiHidden="1" w:unhideWhenUsed="1"/>
+    <w:lsdException w:name="Table 3D effects 2" w:semiHidden="1" w:unhideWhenUsed="1"/>
+    <w:lsdException w:name="Table 3D effects 3" w:semiHidden="1" w:unhideWhenUsed="1"/>
+    <w:lsdException w:name="Table Contemporary" w:semiHidden="1" w:unhideWhenUsed="1"/>
+    <w:lsdException w:name="Table Elegant" w:semiHidden="1" w:unhideWhenUsed="1"/>
+    <w:lsdException w:name="Table Professional" w:semiHidden="1" w:unhideWhenUsed="1"/>
+    <w:lsdException w:name="Table Subtle 1" w:semiHidden="1" w:unhideWhenUsed="1"/>
+    <w:lsdException w:name="Table Subtle 2" w:semiHidden="1" w:unhideWhenUsed="1"/>
+    <w:lsdException w:name="Table Web 1" w:semiHidden="1" w:unhideWhenUsed="1"/>
+    <w:lsdException w:name="Table Web 2" w:semiHidden="1" w:unhideWhenUsed="1"/>
+    <w:lsdException w:name="Table Web 3" w:semiHidden="1" w:unhideWhenUsed="1"/>
     <w:lsdException w:name="Balloon Text" w:semiHidden="1" w:unhideWhenUsed="1"/>
     <w:lsdException w:name="Table Grid" w:uiPriority="39"/>
+    <w:lsdException w:name="Table Theme" w:semiHidden="1" w:unhideWhenUsed="1"/>
     <w:lsdException w:name="Placeholder Text" w:semiHidden="1"/>
     <w:lsdException w:name="No Spacing" w:uiPriority="1" w:qFormat="1"/>
     <w:lsdException w:name="Light Shading" w:uiPriority="60"/>
